--- a/themes/theme-2/theme 2 canonical.docx
+++ b/themes/theme-2/theme 2 canonical.docx
@@ -13216,210 +13216,7 @@
             </w14:solidFill>
           </w14:textFill>
         </w:rPr>
-        <w:t>Правила подсчёта шевелений и алгоритм действий на случай</w:t>
-      </w:r>
-      <w:r>
-        <w:rPr>
-          <w:rFonts w:ascii="source serif 4" w:cs="source serif 4" w:hAnsi="source serif 4" w:eastAsia="source serif 4"/>
-          <w:outline w:val="0"/>
-          <w:color w:val="000000"/>
-          <w:u w:color="000000"/>
-          <w:rtl w:val="0"/>
-          <w14:textFill>
-            <w14:solidFill>
-              <w14:srgbClr w14:val="000000"/>
-            </w14:solidFill>
-          </w14:textFill>
-        </w:rPr>
-        <w:t xml:space="preserve">, </w:t>
-      </w:r>
-      <w:r>
-        <w:rPr>
-          <w:rFonts w:ascii="source serif 4" w:cs="source serif 4" w:hAnsi="source serif 4" w:eastAsia="source serif 4"/>
-          <w:outline w:val="0"/>
-          <w:color w:val="000000"/>
-          <w:u w:color="000000"/>
-          <w:rtl w:val="0"/>
-          <w:lang w:val="ru-RU"/>
-          <w14:textFill>
-            <w14:solidFill>
-              <w14:srgbClr w14:val="000000"/>
-            </w14:solidFill>
-          </w14:textFill>
-        </w:rPr>
-        <w:t>если характер движений резко изменился или они подозрительно затихли</w:t>
-      </w:r>
-      <w:r>
-        <w:rPr>
-          <w:rFonts w:ascii="source serif 4" w:cs="source serif 4" w:hAnsi="source serif 4" w:eastAsia="source serif 4"/>
-          <w:outline w:val="0"/>
-          <w:color w:val="000000"/>
-          <w:u w:color="000000"/>
-          <w:rtl w:val="0"/>
-          <w14:textFill>
-            <w14:solidFill>
-              <w14:srgbClr w14:val="000000"/>
-            </w14:solidFill>
-          </w14:textFill>
-        </w:rPr>
-        <w:t xml:space="preserve">, </w:t>
-      </w:r>
-      <w:r>
-        <w:rPr>
-          <w:rFonts w:ascii="source serif 4" w:cs="source serif 4" w:hAnsi="source serif 4" w:eastAsia="source serif 4"/>
-          <w:outline w:val="0"/>
-          <w:color w:val="000000"/>
-          <w:u w:color="000000"/>
-          <w:rtl w:val="0"/>
-          <w:lang w:val="ru-RU"/>
-          <w14:textFill>
-            <w14:solidFill>
-              <w14:srgbClr w14:val="000000"/>
-            </w14:solidFill>
-          </w14:textFill>
-        </w:rPr>
-        <w:t xml:space="preserve">детально рассмотрены в теме </w:t>
-      </w:r>
-      <w:r>
-        <w:rPr>
-          <w:rFonts w:ascii="source serif 4" w:cs="source serif 4" w:hAnsi="source serif 4" w:eastAsia="source serif 4"/>
-          <w:outline w:val="0"/>
-          <w:color w:val="000000"/>
-          <w:u w:color="000000"/>
-          <w:rtl w:val="0"/>
-          <w14:textFill>
-            <w14:solidFill>
-              <w14:srgbClr w14:val="000000"/>
-            </w14:solidFill>
-          </w14:textFill>
-        </w:rPr>
-        <w:t>11.</w:t>
-      </w:r>
-      <w:r>
-        <w:rPr>
-          <w:rFonts w:ascii="source serif 4" w:cs="source serif 4" w:hAnsi="source serif 4" w:eastAsia="source serif 4"/>
-          <w:outline w:val="0"/>
-          <w:color w:val="000000"/>
-          <w:u w:color="000000"/>
-          <w:rtl w:val="0"/>
-          <w:lang w:val="ru-RU"/>
-          <w14:textFill>
-            <w14:solidFill>
-              <w14:srgbClr w14:val="000000"/>
-            </w14:solidFill>
-          </w14:textFill>
-        </w:rPr>
-        <w:t xml:space="preserve"> </w:t>
-      </w:r>
-      <w:r>
-        <w:rPr>
-          <w:rFonts w:ascii="source serif 4" w:cs="source serif 4" w:hAnsi="source serif 4" w:eastAsia="source serif 4"/>
-          <w:outline w:val="0"/>
-          <w:color w:val="000000"/>
-          <w:u w:color="000000"/>
-          <w:rtl w:val="0"/>
-          <w:lang w:val="pt-PT"/>
-          <w14:textFill>
-            <w14:solidFill>
-              <w14:srgbClr w14:val="000000"/>
-            </w14:solidFill>
-          </w14:textFill>
-        </w:rPr>
-        <w:t>[</w:t>
-      </w:r>
-      <w:r>
-        <w:rPr>
-          <w:rFonts w:ascii="source serif 4" w:cs="source serif 4" w:hAnsi="source serif 4" w:eastAsia="source serif 4"/>
-          <w:outline w:val="0"/>
-          <w:color w:val="000000"/>
-          <w:u w:color="000000"/>
-          <w:rtl w:val="0"/>
-          <w:lang w:val="ru-RU"/>
-          <w14:textFill>
-            <w14:solidFill>
-              <w14:srgbClr w14:val="000000"/>
-            </w14:solidFill>
-          </w14:textFill>
-        </w:rPr>
-        <w:t>ОТ РЕДАКТОРА</w:t>
-      </w:r>
-      <w:r>
-        <w:rPr>
-          <w:rFonts w:ascii="source serif 4" w:cs="source serif 4" w:hAnsi="source serif 4" w:eastAsia="source serif 4"/>
-          <w:outline w:val="0"/>
-          <w:color w:val="000000"/>
-          <w:u w:color="000000"/>
-          <w:rtl w:val="0"/>
-          <w14:textFill>
-            <w14:solidFill>
-              <w14:srgbClr w14:val="000000"/>
-            </w14:solidFill>
-          </w14:textFill>
-        </w:rPr>
-        <w:t xml:space="preserve">: </w:t>
-      </w:r>
-      <w:r>
-        <w:rPr>
-          <w:rFonts w:ascii="source serif 4" w:cs="source serif 4" w:hAnsi="source serif 4" w:eastAsia="source serif 4"/>
-          <w:outline w:val="0"/>
-          <w:color w:val="000000"/>
-          <w:u w:color="000000"/>
-          <w:rtl w:val="0"/>
-          <w:lang w:val="ru-RU"/>
-          <w14:textFill>
-            <w14:solidFill>
-              <w14:srgbClr w14:val="000000"/>
-            </w14:solidFill>
-          </w14:textFill>
-        </w:rPr>
-        <w:t>кросс</w:t>
-      </w:r>
-      <w:r>
-        <w:rPr>
-          <w:rFonts w:ascii="source serif 4" w:cs="source serif 4" w:hAnsi="source serif 4" w:eastAsia="source serif 4"/>
-          <w:outline w:val="0"/>
-          <w:color w:val="000000"/>
-          <w:u w:color="000000"/>
-          <w:rtl w:val="0"/>
-          <w14:textFill>
-            <w14:solidFill>
-              <w14:srgbClr w14:val="000000"/>
-            </w14:solidFill>
-          </w14:textFill>
-        </w:rPr>
-        <w:t>-</w:t>
-      </w:r>
-      <w:r>
-        <w:rPr>
-          <w:rFonts w:ascii="source serif 4" w:cs="source serif 4" w:hAnsi="source serif 4" w:eastAsia="source serif 4"/>
-          <w:outline w:val="0"/>
-          <w:color w:val="000000"/>
-          <w:u w:color="000000"/>
-          <w:rtl w:val="0"/>
-          <w:lang w:val="ru-RU"/>
-          <w14:textFill>
-            <w14:solidFill>
-              <w14:srgbClr w14:val="000000"/>
-            </w14:solidFill>
-          </w14:textFill>
-        </w:rPr>
-        <w:t xml:space="preserve">ссылка на тему </w:t>
-      </w:r>
-      <w:r>
-        <w:rPr>
-          <w:rFonts w:ascii="source serif 4" w:cs="source serif 4" w:hAnsi="source serif 4" w:eastAsia="source serif 4"/>
-          <w:outline w:val="0"/>
-          <w:color w:val="000000"/>
-          <w:u w:color="000000"/>
-          <w:rtl w:val="0"/>
-          <w:lang w:val="pt-PT"/>
-          <w14:textFill>
-            <w14:solidFill>
-              <w14:srgbClr w14:val="000000"/>
-            </w14:solidFill>
-          </w14:textFill>
-        </w:rPr>
-        <w:t>11.]</w:t>
+        <w:t>Как меняются шевеления по мере беременности и что делать, если они ослабли, стали реже или изменился их привычный характер, — в теме 11, раздел 11.2.</w:t>
       </w:r>
     </w:p>
     <w:p>
